--- a/assets/downloads/word/Tables/Tables - convert text to tables.docx
+++ b/assets/downloads/word/Tables/Tables - convert text to tables.docx
@@ -2,6 +2,7 @@
 <file path=word/document.xml><?xml version="1.0" encoding="utf-8"?>
 <w:document xmlns:wpc="http://schemas.microsoft.com/office/word/2010/wordprocessingCanvas" xmlns:cx="http://schemas.microsoft.com/office/drawing/2014/chartex" xmlns:cx1="http://schemas.microsoft.com/office/drawing/2015/9/8/chartex" xmlns:cx2="http://schemas.microsoft.com/office/drawing/2015/10/21/chartex" xmlns:cx3="http://schemas.microsoft.com/office/drawing/2016/5/9/chartex" xmlns:cx4="http://schemas.microsoft.com/office/drawing/2016/5/10/chartex" xmlns:cx5="http://schemas.microsoft.com/office/drawing/2016/5/11/chartex" xmlns:cx6="http://schemas.microsoft.com/office/drawing/2016/5/12/chartex" xmlns:cx7="http://schemas.microsoft.com/office/drawing/2016/5/13/chartex" xmlns:cx8="http://schemas.microsoft.com/office/drawing/2016/5/14/chartex" xmlns:mc="http://schemas.openxmlformats.org/markup-compatibility/2006" xmlns:aink="http://schemas.microsoft.com/office/drawing/2016/ink" xmlns:am3d="http://schemas.microsoft.com/office/drawing/2017/model3d" xmlns:o="urn:schemas-microsoft-com:office:office" xmlns:oel="http://schemas.microsoft.com/office/2019/extlst" xmlns:r="http://schemas.openxmlformats.org/officeDocument/2006/relationships" xmlns:m="http://schemas.openxmlformats.org/officeDocument/2006/math" xmlns:v="urn:schemas-microsoft-com:vml" xmlns:wp14="http://schemas.microsoft.com/office/word/2010/wordprocessingDrawing" xmlns:wp="http://schemas.openxmlformats.org/drawingml/2006/wordprocessingDrawing" xmlns:w10="urn:schemas-microsoft-com:office:word" xmlns:w="http://schemas.openxmlformats.org/wordprocessingml/2006/main" xmlns:w14="http://schemas.microsoft.com/office/word/2010/wordml" xmlns:w15="http://schemas.microsoft.com/office/word/2012/wordml" xmlns:w16cex="http://schemas.microsoft.com/office/word/2018/wordml/cex" xmlns:w16cid="http://schemas.microsoft.com/office/word/2016/wordml/cid" xmlns:w16="http://schemas.microsoft.com/office/word/2018/wordml" xmlns:w16du="http://schemas.microsoft.com/office/word/2023/wordml/word16du" xmlns:w16sdtdh="http://schemas.microsoft.com/office/word/2020/wordml/sdtdatahash" xmlns:w16sdtfl="http://schemas.microsoft.com/office/word/2024/wordml/sdtformatlock" xmlns:w16se="http://schemas.microsoft.com/office/word/2015/wordml/symex" xmlns:wpg="http://schemas.microsoft.com/office/word/2010/wordprocessingGroup" xmlns:wpi="http://schemas.microsoft.com/office/word/2010/wordprocessingInk" xmlns:wne="http://schemas.microsoft.com/office/word/2006/wordml" xmlns:wps="http://schemas.microsoft.com/office/word/2010/wordprocessingShape" mc:Ignorable="w14 w15 w16se w16cid w16 w16cex w16sdtdh w16sdtfl w16du wp14">
   <w:body>
+    <w:p/>
     <w:p>
       <w:r>
         <w:t>Apples</w:t>
@@ -193,24 +194,52 @@
     </w:pPr>
     <w:r>
       <w:rPr>
+        <w:color w:val="156082" w:themeColor="accent1"/>
+      </w:rPr>
+      <w:t>© 2026 Ctrl All. All rights reserved. For reuse or licensing inquiries </w:t>
+    </w:r>
+    <w:r>
+      <w:rPr>
+        <w:color w:val="156082" w:themeColor="accent1"/>
+      </w:rPr>
+      <w:t xml:space="preserve">contact us: </w:t>
+    </w:r>
+    <w:r>
+      <w:rPr>
+        <w:color w:val="156082" w:themeColor="accent1"/>
+        <w:lang w:val="en-US"/>
+      </w:rPr>
+      <w:t>https://ctrlall.org/contact</w:t>
+    </w:r>
+  </w:p>
+</w:ftr>
+</file>
+
+<file path=word/footer2.xml><?xml version="1.0" encoding="utf-8"?>
+<w:ftr xmlns:wpc="http://schemas.microsoft.com/office/word/2010/wordprocessingCanvas" xmlns:cx="http://schemas.microsoft.com/office/drawing/2014/chartex" xmlns:cx1="http://schemas.microsoft.com/office/drawing/2015/9/8/chartex" xmlns:cx2="http://schemas.microsoft.com/office/drawing/2015/10/21/chartex" xmlns:cx3="http://schemas.microsoft.com/office/drawing/2016/5/9/chartex" xmlns:cx4="http://schemas.microsoft.com/office/drawing/2016/5/10/chartex" xmlns:cx5="http://schemas.microsoft.com/office/drawing/2016/5/11/chartex" xmlns:cx6="http://schemas.microsoft.com/office/drawing/2016/5/12/chartex" xmlns:cx7="http://schemas.microsoft.com/office/drawing/2016/5/13/chartex" xmlns:cx8="http://schemas.microsoft.com/office/drawing/2016/5/14/chartex" xmlns:mc="http://schemas.openxmlformats.org/markup-compatibility/2006" xmlns:aink="http://schemas.microsoft.com/office/drawing/2016/ink" xmlns:am3d="http://schemas.microsoft.com/office/drawing/2017/model3d" xmlns:o="urn:schemas-microsoft-com:office:office" xmlns:oel="http://schemas.microsoft.com/office/2019/extlst" xmlns:r="http://schemas.openxmlformats.org/officeDocument/2006/relationships" xmlns:m="http://schemas.openxmlformats.org/officeDocument/2006/math" xmlns:v="urn:schemas-microsoft-com:vml" xmlns:wp14="http://schemas.microsoft.com/office/word/2010/wordprocessingDrawing" xmlns:wp="http://schemas.openxmlformats.org/drawingml/2006/wordprocessingDrawing" xmlns:w10="urn:schemas-microsoft-com:office:word" xmlns:w="http://schemas.openxmlformats.org/wordprocessingml/2006/main" xmlns:w14="http://schemas.microsoft.com/office/word/2010/wordml" xmlns:w15="http://schemas.microsoft.com/office/word/2012/wordml" xmlns:w16cex="http://schemas.microsoft.com/office/word/2018/wordml/cex" xmlns:w16cid="http://schemas.microsoft.com/office/word/2016/wordml/cid" xmlns:w16="http://schemas.microsoft.com/office/word/2018/wordml" xmlns:w16du="http://schemas.microsoft.com/office/word/2023/wordml/word16du" xmlns:w16sdtdh="http://schemas.microsoft.com/office/word/2020/wordml/sdtdatahash" xmlns:w16sdtfl="http://schemas.microsoft.com/office/word/2024/wordml/sdtformatlock" xmlns:w16se="http://schemas.microsoft.com/office/word/2015/wordml/symex" xmlns:wpg="http://schemas.microsoft.com/office/word/2010/wordprocessingGroup" xmlns:wpi="http://schemas.microsoft.com/office/word/2010/wordprocessingInk" xmlns:wne="http://schemas.microsoft.com/office/word/2006/wordml" xmlns:wps="http://schemas.microsoft.com/office/word/2010/wordprocessingShape" mc:Ignorable="w14 w15 w16se w16cid w16 w16cex w16sdtdh w16sdtfl w16du wp14">
+  <w:p>
+    <w:pPr>
+      <w:pStyle w:val="Footer"/>
+    </w:pPr>
+    <w:r>
+      <w:rPr>
         <w:noProof/>
-        <w:color w:val="156082" w:themeColor="accent1"/>
       </w:rPr>
       <mc:AlternateContent>
         <mc:Choice Requires="wps">
           <w:drawing>
-            <wp:anchor distT="0" distB="0" distL="114300" distR="114300" simplePos="0" relativeHeight="251667456" behindDoc="0" locked="0" layoutInCell="1" allowOverlap="1" wp14:anchorId="7003DDCD" wp14:editId="37B7CEBC">
+            <wp:anchor distT="0" distB="0" distL="114300" distR="114300" simplePos="0" relativeHeight="251671552" behindDoc="0" locked="0" layoutInCell="1" allowOverlap="1" wp14:anchorId="321C103F" wp14:editId="73856626">
               <wp:simplePos x="0" y="0"/>
               <wp:positionH relativeFrom="page">
-                <wp:posOffset>-6626</wp:posOffset>
+                <wp:posOffset>44174</wp:posOffset>
               </wp:positionH>
               <wp:positionV relativeFrom="paragraph">
-                <wp:posOffset>-2565151</wp:posOffset>
+                <wp:posOffset>-3741475</wp:posOffset>
               </wp:positionV>
-              <wp:extent cx="850790" cy="310100"/>
+              <wp:extent cx="850265" cy="309880"/>
               <wp:effectExtent l="0" t="0" r="0" b="0"/>
               <wp:wrapNone/>
-              <wp:docPr id="134821855" name="Text Box 1"/>
+              <wp:docPr id="1472866380" name="Text Box 1"/>
               <wp:cNvGraphicFramePr/>
               <a:graphic xmlns:a="http://schemas.openxmlformats.org/drawingml/2006/main">
                 <a:graphicData uri="http://schemas.microsoft.com/office/word/2010/wordprocessingShape">
@@ -219,123 +248,7 @@
                     <wps:spPr>
                       <a:xfrm>
                         <a:off x="0" y="0"/>
-                        <a:ext cx="850790" cy="310100"/>
-                      </a:xfrm>
-                      <a:prstGeom prst="rect">
-                        <a:avLst/>
-                      </a:prstGeom>
-                      <a:noFill/>
-                      <a:ln w="6350">
-                        <a:noFill/>
-                      </a:ln>
-                    </wps:spPr>
-                    <wps:txbx>
-                      <w:txbxContent>
-                        <w:p>
-                          <w:pPr>
-                            <w:jc w:val="center"/>
-                            <w:rPr>
-                              <w:color w:val="156082" w:themeColor="accent1"/>
-                              <w:lang w:val="en-US"/>
-                            </w:rPr>
-                          </w:pPr>
-                          <w:r>
-                            <w:rPr>
-                              <w:color w:val="156082" w:themeColor="accent1"/>
-                              <w:lang w:val="en-US"/>
-                            </w:rPr>
-                            <w:t>Spaces:</w:t>
-                          </w:r>
-                        </w:p>
-                      </w:txbxContent>
-                    </wps:txbx>
-                    <wps:bodyPr rot="0" spcFirstLastPara="0" vertOverflow="overflow" horzOverflow="overflow" vert="horz" wrap="square" lIns="91440" tIns="45720" rIns="91440" bIns="45720" numCol="1" spcCol="0" rtlCol="0" fromWordArt="0" anchor="t" anchorCtr="0" forceAA="0" compatLnSpc="1">
-                      <a:prstTxWarp prst="textNoShape">
-                        <a:avLst/>
-                      </a:prstTxWarp>
-                      <a:noAutofit/>
-                    </wps:bodyPr>
-                  </wps:wsp>
-                </a:graphicData>
-              </a:graphic>
-              <wp14:sizeRelH relativeFrom="margin">
-                <wp14:pctWidth>0</wp14:pctWidth>
-              </wp14:sizeRelH>
-              <wp14:sizeRelV relativeFrom="margin">
-                <wp14:pctHeight>0</wp14:pctHeight>
-              </wp14:sizeRelV>
-            </wp:anchor>
-          </w:drawing>
-        </mc:Choice>
-        <mc:Fallback>
-          <w:pict>
-            <v:shapetype w14:anchorId="7003DDCD" id="_x0000_t202" coordsize="21600,21600" o:spt="202" path="m,l,21600r21600,l21600,xe">
-              <v:stroke joinstyle="miter"/>
-              <v:path gradientshapeok="t" o:connecttype="rect"/>
-            </v:shapetype>
-            <v:shape id="Text Box 1" o:spid="_x0000_s1026" type="#_x0000_t202" style="position:absolute;left:0;text-align:left;margin-left:-.5pt;margin-top:-202pt;width:67pt;height:24.4pt;z-index:251667456;visibility:visible;mso-wrap-style:square;mso-width-percent:0;mso-height-percent:0;mso-wrap-distance-left:9pt;mso-wrap-distance-top:0;mso-wrap-distance-right:9pt;mso-wrap-distance-bottom:0;mso-position-horizontal:absolute;mso-position-horizontal-relative:page;mso-position-vertical:absolute;mso-position-vertical-relative:text;mso-width-percent:0;mso-height-percent:0;mso-width-relative:margin;mso-height-relative:margin;v-text-anchor:top" o:gfxdata="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" filled="f" stroked="f" strokeweight=".5pt">
-              <v:textbox>
-                <w:txbxContent>
-                  <w:p>
-                    <w:pPr>
-                      <w:jc w:val="center"/>
-                      <w:rPr>
-                        <w:color w:val="156082" w:themeColor="accent1"/>
-                        <w:lang w:val="en-US"/>
-                      </w:rPr>
-                    </w:pPr>
-                    <w:r>
-                      <w:rPr>
-                        <w:color w:val="156082" w:themeColor="accent1"/>
-                        <w:lang w:val="en-US"/>
-                      </w:rPr>
-                      <w:t>Spaces</w:t>
-                    </w:r>
-                    <w:r>
-                      <w:rPr>
-                        <w:color w:val="156082" w:themeColor="accent1"/>
-                        <w:lang w:val="en-US"/>
-                      </w:rPr>
-                      <w:t>:</w:t>
-                    </w:r>
-                  </w:p>
-                </w:txbxContent>
-              </v:textbox>
-              <w10:wrap anchorx="page"/>
-            </v:shape>
-          </w:pict>
-        </mc:Fallback>
-      </mc:AlternateContent>
-    </w:r>
-    <w:r>
-      <w:rPr>
-        <w:noProof/>
-        <w:color w:val="156082" w:themeColor="accent1"/>
-      </w:rPr>
-      <mc:AlternateContent>
-        <mc:Choice Requires="wps">
-          <w:drawing>
-            <wp:anchor distT="0" distB="0" distL="114300" distR="114300" simplePos="0" relativeHeight="251665408" behindDoc="0" locked="0" layoutInCell="1" allowOverlap="1" wp14:anchorId="376C4852" wp14:editId="5BC28D96">
-              <wp:simplePos x="0" y="0"/>
-              <wp:positionH relativeFrom="page">
-                <wp:align>left</wp:align>
-              </wp:positionH>
-              <wp:positionV relativeFrom="paragraph">
-                <wp:posOffset>-4141304</wp:posOffset>
-              </wp:positionV>
-              <wp:extent cx="850790" cy="310100"/>
-              <wp:effectExtent l="0" t="0" r="0" b="0"/>
-              <wp:wrapNone/>
-              <wp:docPr id="1694526255" name="Text Box 1"/>
-              <wp:cNvGraphicFramePr/>
-              <a:graphic xmlns:a="http://schemas.openxmlformats.org/drawingml/2006/main">
-                <a:graphicData uri="http://schemas.microsoft.com/office/word/2010/wordprocessingShape">
-                  <wps:wsp>
-                    <wps:cNvSpPr txBox="1"/>
-                    <wps:spPr>
-                      <a:xfrm>
-                        <a:off x="0" y="0"/>
-                        <a:ext cx="850790" cy="310100"/>
+                        <a:ext cx="850265" cy="309880"/>
                       </a:xfrm>
                       <a:prstGeom prst="rect">
                         <a:avLst/>
@@ -385,7 +298,11 @@
         </mc:Choice>
         <mc:Fallback>
           <w:pict>
-            <v:shape w14:anchorId="376C4852" id="_x0000_s1027" type="#_x0000_t202" style="position:absolute;left:0;text-align:left;margin-left:0;margin-top:-326.1pt;width:67pt;height:24.4pt;z-index:251665408;visibility:visible;mso-wrap-style:square;mso-width-percent:0;mso-height-percent:0;mso-wrap-distance-left:9pt;mso-wrap-distance-top:0;mso-wrap-distance-right:9pt;mso-wrap-distance-bottom:0;mso-position-horizontal:left;mso-position-horizontal-relative:page;mso-position-vertical:absolute;mso-position-vertical-relative:text;mso-width-percent:0;mso-height-percent:0;mso-width-relative:margin;mso-height-relative:margin;v-text-anchor:top" o:gfxdata="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" filled="f" stroked="f" strokeweight=".5pt">
+            <v:shapetype w14:anchorId="321C103F" id="_x0000_t202" coordsize="21600,21600" o:spt="202" path="m,l,21600r21600,l21600,xe">
+              <v:stroke joinstyle="miter"/>
+              <v:path gradientshapeok="t" o:connecttype="rect"/>
+            </v:shapetype>
+            <v:shape id="_x0000_s1028" type="#_x0000_t202" style="position:absolute;margin-left:3.5pt;margin-top:-294.6pt;width:66.95pt;height:24.4pt;z-index:251671552;visibility:visible;mso-wrap-style:square;mso-width-percent:0;mso-height-percent:0;mso-wrap-distance-left:9pt;mso-wrap-distance-top:0;mso-wrap-distance-right:9pt;mso-wrap-distance-bottom:0;mso-position-horizontal:absolute;mso-position-horizontal-relative:page;mso-position-vertical:absolute;mso-position-vertical-relative:text;mso-width-percent:0;mso-height-percent:0;mso-width-relative:margin;mso-height-relative:margin;v-text-anchor:top" o:gfxdata="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" filled="f" stroked="f" strokeweight=".5pt">
               <v:textbox>
                 <w:txbxContent>
                   <w:p>
@@ -401,14 +318,7 @@
                         <w:color w:val="156082" w:themeColor="accent1"/>
                         <w:lang w:val="en-US"/>
                       </w:rPr>
-                      <w:t>Commas</w:t>
-                    </w:r>
-                    <w:r>
-                      <w:rPr>
-                        <w:color w:val="156082" w:themeColor="accent1"/>
-                        <w:lang w:val="en-US"/>
-                      </w:rPr>
-                      <w:t>:</w:t>
+                      <w:t>Commas:</w:t>
                     </w:r>
                   </w:p>
                 </w:txbxContent>
@@ -421,47 +331,18 @@
     </w:r>
     <w:r>
       <w:rPr>
-        <w:color w:val="156082" w:themeColor="accent1"/>
-      </w:rPr>
-      <w:t>© 2026 Ctrl All. All rights reserved. For reuse or licensing inquiries </w:t>
-    </w:r>
-    <w:r>
-      <w:rPr>
-        <w:color w:val="156082" w:themeColor="accent1"/>
-      </w:rPr>
-      <w:t xml:space="preserve">contact us: </w:t>
-    </w:r>
-    <w:r>
-      <w:rPr>
-        <w:color w:val="156082" w:themeColor="accent1"/>
-        <w:lang w:val="en-US"/>
-      </w:rPr>
-      <w:t>https://ctrlall.org/contact</w:t>
-    </w:r>
-  </w:p>
-</w:ftr>
-</file>
-
-<file path=word/footer2.xml><?xml version="1.0" encoding="utf-8"?>
-<w:ftr xmlns:wpc="http://schemas.microsoft.com/office/word/2010/wordprocessingCanvas" xmlns:cx="http://schemas.microsoft.com/office/drawing/2014/chartex" xmlns:cx1="http://schemas.microsoft.com/office/drawing/2015/9/8/chartex" xmlns:cx2="http://schemas.microsoft.com/office/drawing/2015/10/21/chartex" xmlns:cx3="http://schemas.microsoft.com/office/drawing/2016/5/9/chartex" xmlns:cx4="http://schemas.microsoft.com/office/drawing/2016/5/10/chartex" xmlns:cx5="http://schemas.microsoft.com/office/drawing/2016/5/11/chartex" xmlns:cx6="http://schemas.microsoft.com/office/drawing/2016/5/12/chartex" xmlns:cx7="http://schemas.microsoft.com/office/drawing/2016/5/13/chartex" xmlns:cx8="http://schemas.microsoft.com/office/drawing/2016/5/14/chartex" xmlns:mc="http://schemas.openxmlformats.org/markup-compatibility/2006" xmlns:aink="http://schemas.microsoft.com/office/drawing/2016/ink" xmlns:am3d="http://schemas.microsoft.com/office/drawing/2017/model3d" xmlns:o="urn:schemas-microsoft-com:office:office" xmlns:oel="http://schemas.microsoft.com/office/2019/extlst" xmlns:r="http://schemas.openxmlformats.org/officeDocument/2006/relationships" xmlns:m="http://schemas.openxmlformats.org/officeDocument/2006/math" xmlns:v="urn:schemas-microsoft-com:vml" xmlns:wp14="http://schemas.microsoft.com/office/word/2010/wordprocessingDrawing" xmlns:wp="http://schemas.openxmlformats.org/drawingml/2006/wordprocessingDrawing" xmlns:w10="urn:schemas-microsoft-com:office:word" xmlns:w="http://schemas.openxmlformats.org/wordprocessingml/2006/main" xmlns:w14="http://schemas.microsoft.com/office/word/2010/wordml" xmlns:w15="http://schemas.microsoft.com/office/word/2012/wordml" xmlns:w16cex="http://schemas.microsoft.com/office/word/2018/wordml/cex" xmlns:w16cid="http://schemas.microsoft.com/office/word/2016/wordml/cid" xmlns:w16="http://schemas.microsoft.com/office/word/2018/wordml" xmlns:w16du="http://schemas.microsoft.com/office/word/2023/wordml/word16du" xmlns:w16sdtdh="http://schemas.microsoft.com/office/word/2020/wordml/sdtdatahash" xmlns:w16sdtfl="http://schemas.microsoft.com/office/word/2024/wordml/sdtformatlock" xmlns:w16se="http://schemas.microsoft.com/office/word/2015/wordml/symex" xmlns:wpg="http://schemas.microsoft.com/office/word/2010/wordprocessingGroup" xmlns:wpi="http://schemas.microsoft.com/office/word/2010/wordprocessingInk" xmlns:wne="http://schemas.microsoft.com/office/word/2006/wordml" xmlns:wps="http://schemas.microsoft.com/office/word/2010/wordprocessingShape" mc:Ignorable="w14 w15 w16se w16cid w16 w16cex w16sdtdh w16sdtfl w16du wp14">
-  <w:p>
-    <w:pPr>
-      <w:pStyle w:val="Footer"/>
-    </w:pPr>
-    <w:r>
-      <w:rPr>
         <w:noProof/>
       </w:rPr>
       <mc:AlternateContent>
         <mc:Choice Requires="wps">
           <w:drawing>
-            <wp:anchor distT="0" distB="0" distL="114300" distR="114300" simplePos="0" relativeHeight="251672576" behindDoc="0" locked="0" layoutInCell="1" allowOverlap="1" wp14:anchorId="3E1C6584" wp14:editId="58AD430A">
+            <wp:anchor distT="0" distB="0" distL="114300" distR="114300" simplePos="0" relativeHeight="251672576" behindDoc="0" locked="0" layoutInCell="1" allowOverlap="1" wp14:anchorId="3E1C6584" wp14:editId="1AF8B96C">
               <wp:simplePos x="0" y="0"/>
               <wp:positionH relativeFrom="page">
-                <wp:posOffset>118634</wp:posOffset>
+                <wp:posOffset>67945</wp:posOffset>
               </wp:positionH>
               <wp:positionV relativeFrom="paragraph">
-                <wp:posOffset>-2951867</wp:posOffset>
+                <wp:posOffset>-2474292</wp:posOffset>
               </wp:positionV>
               <wp:extent cx="850265" cy="309880"/>
               <wp:effectExtent l="0" t="0" r="0" b="0"/>
@@ -525,11 +406,7 @@
         </mc:Choice>
         <mc:Fallback>
           <w:pict>
-            <v:shapetype w14:anchorId="3E1C6584" id="_x0000_t202" coordsize="21600,21600" o:spt="202" path="m,l,21600r21600,l21600,xe">
-              <v:stroke joinstyle="miter"/>
-              <v:path gradientshapeok="t" o:connecttype="rect"/>
-            </v:shapetype>
-            <v:shape id="_x0000_s1030" type="#_x0000_t202" style="position:absolute;margin-left:9.35pt;margin-top:-232.45pt;width:66.95pt;height:24.4pt;z-index:251672576;visibility:visible;mso-wrap-style:square;mso-width-percent:0;mso-height-percent:0;mso-wrap-distance-left:9pt;mso-wrap-distance-top:0;mso-wrap-distance-right:9pt;mso-wrap-distance-bottom:0;mso-position-horizontal:absolute;mso-position-horizontal-relative:page;mso-position-vertical:absolute;mso-position-vertical-relative:text;mso-width-percent:0;mso-height-percent:0;mso-width-relative:margin;mso-height-relative:margin;v-text-anchor:top" o:gfxdata="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" filled="f" stroked="f" strokeweight=".5pt">
+            <v:shape w14:anchorId="3E1C6584" id="_x0000_s1029" type="#_x0000_t202" style="position:absolute;margin-left:5.35pt;margin-top:-194.85pt;width:66.95pt;height:24.4pt;z-index:251672576;visibility:visible;mso-wrap-style:square;mso-width-percent:0;mso-height-percent:0;mso-wrap-distance-left:9pt;mso-wrap-distance-top:0;mso-wrap-distance-right:9pt;mso-wrap-distance-bottom:0;mso-position-horizontal:absolute;mso-position-horizontal-relative:page;mso-position-vertical:absolute;mso-position-vertical-relative:text;mso-width-percent:0;mso-height-percent:0;mso-width-relative:margin;mso-height-relative:margin;v-text-anchor:top" o:gfxdata="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" filled="f" stroked="f" strokeweight=".5pt">
               <v:textbox>
                 <w:txbxContent>
                   <w:p>
@@ -546,124 +423,6 @@
                         <w:lang w:val="en-US"/>
                       </w:rPr>
                       <w:t>Spaces:</w:t>
-                    </w:r>
-                  </w:p>
-                </w:txbxContent>
-              </v:textbox>
-              <w10:wrap anchorx="page"/>
-            </v:shape>
-          </w:pict>
-        </mc:Fallback>
-      </mc:AlternateContent>
-    </w:r>
-    <w:r>
-      <w:rPr>
-        <w:noProof/>
-      </w:rPr>
-      <mc:AlternateContent>
-        <mc:Choice Requires="wps">
-          <w:drawing>
-            <wp:anchor distT="0" distB="0" distL="114300" distR="114300" simplePos="0" relativeHeight="251671552" behindDoc="0" locked="0" layoutInCell="1" allowOverlap="1" wp14:anchorId="321C103F" wp14:editId="55398C48">
-              <wp:simplePos x="0" y="0"/>
-              <wp:positionH relativeFrom="page">
-                <wp:posOffset>28934</wp:posOffset>
-              </wp:positionH>
-              <wp:positionV relativeFrom="paragraph">
-                <wp:posOffset>-4235008</wp:posOffset>
-              </wp:positionV>
-              <wp:extent cx="850265" cy="309880"/>
-              <wp:effectExtent l="0" t="0" r="0" b="0"/>
-              <wp:wrapNone/>
-              <wp:docPr id="1472866380" name="Text Box 1"/>
-              <wp:cNvGraphicFramePr/>
-              <a:graphic xmlns:a="http://schemas.openxmlformats.org/drawingml/2006/main">
-                <a:graphicData uri="http://schemas.microsoft.com/office/word/2010/wordprocessingShape">
-                  <wps:wsp>
-                    <wps:cNvSpPr txBox="1"/>
-                    <wps:spPr>
-                      <a:xfrm>
-                        <a:off x="0" y="0"/>
-                        <a:ext cx="850265" cy="309880"/>
-                      </a:xfrm>
-                      <a:prstGeom prst="rect">
-                        <a:avLst/>
-                      </a:prstGeom>
-                      <a:noFill/>
-                      <a:ln w="6350">
-                        <a:noFill/>
-                      </a:ln>
-                    </wps:spPr>
-                    <wps:txbx>
-                      <w:txbxContent>
-                        <w:p>
-                          <w:pPr>
-                            <w:jc w:val="center"/>
-                            <w:rPr>
-                              <w:color w:val="156082" w:themeColor="accent1"/>
-                              <w:lang w:val="en-US"/>
-                            </w:rPr>
-                          </w:pPr>
-                          <w:r>
-                            <w:rPr>
-                              <w:color w:val="156082" w:themeColor="accent1"/>
-                              <w:lang w:val="en-US"/>
-                            </w:rPr>
-                            <w:t>Commas:</w:t>
-                          </w:r>
-                        </w:p>
-                      </w:txbxContent>
-                    </wps:txbx>
-                    <wps:bodyPr rot="0" spcFirstLastPara="0" vertOverflow="overflow" horzOverflow="overflow" vert="horz" wrap="square" lIns="91440" tIns="45720" rIns="91440" bIns="45720" numCol="1" spcCol="0" rtlCol="0" fromWordArt="0" anchor="t" anchorCtr="0" forceAA="0" compatLnSpc="1">
-                      <a:prstTxWarp prst="textNoShape">
-                        <a:avLst/>
-                      </a:prstTxWarp>
-                      <a:noAutofit/>
-                    </wps:bodyPr>
-                  </wps:wsp>
-                </a:graphicData>
-              </a:graphic>
-              <wp14:sizeRelH relativeFrom="margin">
-                <wp14:pctWidth>0</wp14:pctWidth>
-              </wp14:sizeRelH>
-              <wp14:sizeRelV relativeFrom="margin">
-                <wp14:pctHeight>0</wp14:pctHeight>
-              </wp14:sizeRelV>
-            </wp:anchor>
-          </w:drawing>
-        </mc:Choice>
-        <mc:Fallback>
-          <w:pict>
-            <v:shape w14:anchorId="321C103F" id="_x0000_s1031" type="#_x0000_t202" style="position:absolute;margin-left:2.3pt;margin-top:-333.45pt;width:66.95pt;height:24.4pt;z-index:251671552;visibility:visible;mso-wrap-style:square;mso-width-percent:0;mso-height-percent:0;mso-wrap-distance-left:9pt;mso-wrap-distance-top:0;mso-wrap-distance-right:9pt;mso-wrap-distance-bottom:0;mso-position-horizontal:absolute;mso-position-horizontal-relative:page;mso-position-vertical:absolute;mso-position-vertical-relative:text;mso-width-percent:0;mso-height-percent:0;mso-width-relative:margin;mso-height-relative:margin;v-text-anchor:top" o:gfxdata="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" filled="f" stroked="f" strokeweight=".5pt">
-              <v:textbox>
-                <w:txbxContent>
-                  <w:p>
-                    <w:pPr>
-                      <w:jc w:val="center"/>
-                      <w:rPr>
-                        <w:color w:val="156082" w:themeColor="accent1"/>
-                        <w:lang w:val="en-US"/>
-                      </w:rPr>
-                    </w:pPr>
-                    <w:r>
-                      <w:rPr>
-                        <w:color w:val="156082" w:themeColor="accent1"/>
-                        <w:lang w:val="en-US"/>
-                      </w:rPr>
-                      <w:t>Comm</w:t>
-                    </w:r>
-                    <w:r>
-                      <w:rPr>
-                        <w:color w:val="156082" w:themeColor="accent1"/>
-                        <w:lang w:val="en-US"/>
-                      </w:rPr>
-                      <w:t>as</w:t>
-                    </w:r>
-                    <w:r>
-                      <w:rPr>
-                        <w:color w:val="156082" w:themeColor="accent1"/>
-                        <w:lang w:val="en-US"/>
-                      </w:rPr>
-                      <w:t>:</w:t>
                     </w:r>
                   </w:p>
                 </w:txbxContent>
@@ -925,30 +684,17 @@
         <w:color w:val="156082" w:themeColor="accent1"/>
       </w:rPr>
     </w:pPr>
-  </w:p>
-  <w:p>
-    <w:pPr>
-      <w:pStyle w:val="CtrlAllWatermark"/>
-      <w:tabs>
-        <w:tab w:val="clear" w:pos="4513"/>
-        <w:tab w:val="clear" w:pos="9026"/>
-      </w:tabs>
-      <w:ind w:right="-154"/>
-      <w:rPr>
-        <w:color w:val="156082" w:themeColor="accent1"/>
-      </w:rPr>
-    </w:pPr>
     <w:r>
       <mc:AlternateContent>
         <mc:Choice Requires="wps">
           <w:drawing>
-            <wp:anchor distT="0" distB="0" distL="114300" distR="114300" simplePos="0" relativeHeight="251669504" behindDoc="0" locked="0" layoutInCell="1" allowOverlap="1" wp14:anchorId="03F4D31D" wp14:editId="5B04536E">
+            <wp:anchor distT="0" distB="0" distL="114300" distR="114300" simplePos="0" relativeHeight="251669504" behindDoc="0" locked="0" layoutInCell="1" allowOverlap="1" wp14:anchorId="03F4D31D" wp14:editId="6CC1EE53">
               <wp:simplePos x="0" y="0"/>
-              <wp:positionH relativeFrom="column">
-                <wp:posOffset>-739140</wp:posOffset>
+              <wp:positionH relativeFrom="leftMargin">
+                <wp:align>right</wp:align>
               </wp:positionH>
               <wp:positionV relativeFrom="paragraph">
-                <wp:posOffset>138734</wp:posOffset>
+                <wp:posOffset>448310</wp:posOffset>
               </wp:positionV>
               <wp:extent cx="619760" cy="309880"/>
               <wp:effectExtent l="0" t="0" r="0" b="0"/>
@@ -1023,7 +769,7 @@
               <v:stroke joinstyle="miter"/>
               <v:path gradientshapeok="t" o:connecttype="rect"/>
             </v:shapetype>
-            <v:shape id="_x0000_s1028" type="#_x0000_t202" style="position:absolute;margin-left:-58.2pt;margin-top:10.9pt;width:48.8pt;height:24.4pt;z-index:251669504;visibility:visible;mso-wrap-style:square;mso-width-percent:0;mso-height-percent:0;mso-wrap-distance-left:9pt;mso-wrap-distance-top:0;mso-wrap-distance-right:9pt;mso-wrap-distance-bottom:0;mso-position-horizontal:absolute;mso-position-horizontal-relative:text;mso-position-vertical:absolute;mso-position-vertical-relative:text;mso-width-percent:0;mso-height-percent:0;mso-width-relative:margin;mso-height-relative:margin;v-text-anchor:top" o:gfxdata="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" filled="f" stroked="f" strokeweight=".5pt">
+            <v:shape id="Text Box 1" o:spid="_x0000_s1026" type="#_x0000_t202" style="position:absolute;margin-left:-2.4pt;margin-top:35.3pt;width:48.8pt;height:24.4pt;z-index:251669504;visibility:visible;mso-wrap-style:square;mso-width-percent:0;mso-height-percent:0;mso-wrap-distance-left:9pt;mso-wrap-distance-top:0;mso-wrap-distance-right:9pt;mso-wrap-distance-bottom:0;mso-position-horizontal:right;mso-position-horizontal-relative:left-margin-area;mso-position-vertical:absolute;mso-position-vertical-relative:text;mso-width-percent:0;mso-height-percent:0;mso-width-relative:margin;mso-height-relative:margin;v-text-anchor:top" o:gfxdata="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" filled="f" stroked="f" strokeweight=".5pt">
               <v:textbox>
                 <w:txbxContent>
                   <w:p>
@@ -1051,6 +797,7 @@
                   </w:p>
                 </w:txbxContent>
               </v:textbox>
+              <w10:wrap anchorx="margin"/>
             </v:shape>
           </w:pict>
         </mc:Fallback>
@@ -1060,13 +807,13 @@
       <mc:AlternateContent>
         <mc:Choice Requires="wps">
           <w:drawing>
-            <wp:anchor distT="0" distB="0" distL="114300" distR="114300" simplePos="0" relativeHeight="251670528" behindDoc="0" locked="0" layoutInCell="1" allowOverlap="1" wp14:anchorId="40C7E319" wp14:editId="7892A893">
+            <wp:anchor distT="0" distB="0" distL="114300" distR="114300" simplePos="0" relativeHeight="251670528" behindDoc="0" locked="0" layoutInCell="1" allowOverlap="1" wp14:anchorId="40C7E319" wp14:editId="670EB858">
               <wp:simplePos x="0" y="0"/>
               <wp:positionH relativeFrom="page">
                 <wp:align>left</wp:align>
               </wp:positionH>
               <wp:positionV relativeFrom="paragraph">
-                <wp:posOffset>1397000</wp:posOffset>
+                <wp:posOffset>1715053</wp:posOffset>
               </wp:positionV>
               <wp:extent cx="922020" cy="309880"/>
               <wp:effectExtent l="0" t="0" r="0" b="0"/>
@@ -1130,7 +877,7 @@
         </mc:Choice>
         <mc:Fallback>
           <w:pict>
-            <v:shape w14:anchorId="40C7E319" id="_x0000_s1029" type="#_x0000_t202" style="position:absolute;margin-left:0;margin-top:110pt;width:72.6pt;height:24.4pt;z-index:251670528;visibility:visible;mso-wrap-style:square;mso-width-percent:0;mso-height-percent:0;mso-wrap-distance-left:9pt;mso-wrap-distance-top:0;mso-wrap-distance-right:9pt;mso-wrap-distance-bottom:0;mso-position-horizontal:left;mso-position-horizontal-relative:page;mso-position-vertical:absolute;mso-position-vertical-relative:text;mso-width-percent:0;mso-height-percent:0;mso-width-relative:margin;mso-height-relative:margin;v-text-anchor:top" o:gfxdata="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" filled="f" stroked="f" strokeweight=".5pt">
+            <v:shape w14:anchorId="40C7E319" id="_x0000_s1027" type="#_x0000_t202" style="position:absolute;margin-left:0;margin-top:135.05pt;width:72.6pt;height:24.4pt;z-index:251670528;visibility:visible;mso-wrap-style:square;mso-width-percent:0;mso-height-percent:0;mso-wrap-distance-left:9pt;mso-wrap-distance-top:0;mso-wrap-distance-right:9pt;mso-wrap-distance-bottom:0;mso-position-horizontal:left;mso-position-horizontal-relative:page;mso-position-vertical:absolute;mso-position-vertical-relative:text;mso-width-percent:0;mso-height-percent:0;mso-width-relative:margin;mso-height-relative:margin;v-text-anchor:top" o:gfxdata="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" filled="f" stroked="f" strokeweight=".5pt">
               <v:textbox>
                 <w:txbxContent>
                   <w:p>

--- a/assets/downloads/word/Tables/Tables - convert text to tables.docx
+++ b/assets/downloads/word/Tables/Tables - convert text to tables.docx
@@ -219,8 +219,25 @@
 <w:ftr xmlns:wpc="http://schemas.microsoft.com/office/word/2010/wordprocessingCanvas" xmlns:cx="http://schemas.microsoft.com/office/drawing/2014/chartex" xmlns:cx1="http://schemas.microsoft.com/office/drawing/2015/9/8/chartex" xmlns:cx2="http://schemas.microsoft.com/office/drawing/2015/10/21/chartex" xmlns:cx3="http://schemas.microsoft.com/office/drawing/2016/5/9/chartex" xmlns:cx4="http://schemas.microsoft.com/office/drawing/2016/5/10/chartex" xmlns:cx5="http://schemas.microsoft.com/office/drawing/2016/5/11/chartex" xmlns:cx6="http://schemas.microsoft.com/office/drawing/2016/5/12/chartex" xmlns:cx7="http://schemas.microsoft.com/office/drawing/2016/5/13/chartex" xmlns:cx8="http://schemas.microsoft.com/office/drawing/2016/5/14/chartex" xmlns:mc="http://schemas.openxmlformats.org/markup-compatibility/2006" xmlns:aink="http://schemas.microsoft.com/office/drawing/2016/ink" xmlns:am3d="http://schemas.microsoft.com/office/drawing/2017/model3d" xmlns:o="urn:schemas-microsoft-com:office:office" xmlns:oel="http://schemas.microsoft.com/office/2019/extlst" xmlns:r="http://schemas.openxmlformats.org/officeDocument/2006/relationships" xmlns:m="http://schemas.openxmlformats.org/officeDocument/2006/math" xmlns:v="urn:schemas-microsoft-com:vml" xmlns:wp14="http://schemas.microsoft.com/office/word/2010/wordprocessingDrawing" xmlns:wp="http://schemas.openxmlformats.org/drawingml/2006/wordprocessingDrawing" xmlns:w10="urn:schemas-microsoft-com:office:word" xmlns:w="http://schemas.openxmlformats.org/wordprocessingml/2006/main" xmlns:w14="http://schemas.microsoft.com/office/word/2010/wordml" xmlns:w15="http://schemas.microsoft.com/office/word/2012/wordml" xmlns:w16cex="http://schemas.microsoft.com/office/word/2018/wordml/cex" xmlns:w16cid="http://schemas.microsoft.com/office/word/2016/wordml/cid" xmlns:w16="http://schemas.microsoft.com/office/word/2018/wordml" xmlns:w16du="http://schemas.microsoft.com/office/word/2023/wordml/word16du" xmlns:w16sdtdh="http://schemas.microsoft.com/office/word/2020/wordml/sdtdatahash" xmlns:w16sdtfl="http://schemas.microsoft.com/office/word/2024/wordml/sdtformatlock" xmlns:w16se="http://schemas.microsoft.com/office/word/2015/wordml/symex" xmlns:wpg="http://schemas.microsoft.com/office/word/2010/wordprocessingGroup" xmlns:wpi="http://schemas.microsoft.com/office/word/2010/wordprocessingInk" xmlns:wne="http://schemas.microsoft.com/office/word/2006/wordml" xmlns:wps="http://schemas.microsoft.com/office/word/2010/wordprocessingShape" mc:Ignorable="w14 w15 w16se w16cid w16 w16cex w16sdtdh w16sdtfl w16du wp14">
   <w:p>
     <w:pPr>
-      <w:pStyle w:val="Footer"/>
+      <w:pStyle w:val="CtrlAllFooter"/>
+      <w:jc w:val="center"/>
+      <w:rPr>
+        <w:color w:val="156082" w:themeColor="accent1"/>
+      </w:rPr>
     </w:pPr>
+    <w:r>
+      <w:rPr>
+        <w:color w:val="156082" w:themeColor="accent1"/>
+      </w:rPr>
+      <w:t xml:space="preserve">© 2026 Ctrl All. All rights reserved. For reuse or licensing inquiries contact us: </w:t>
+    </w:r>
+    <w:r>
+      <w:rPr>
+        <w:color w:val="156082" w:themeColor="accent1"/>
+        <w:lang w:val="en-US"/>
+      </w:rPr>
+      <w:t>https://ctrlall.org/contact</w:t>
+    </w:r>
     <w:r>
       <w:rPr>
         <w:noProof/>

--- a/assets/downloads/word/Tables/Tables - convert text to tables.docx
+++ b/assets/downloads/word/Tables/Tables - convert text to tables.docx
@@ -144,9 +144,10 @@
     <w:sectPr>
       <w:headerReference w:type="even" r:id="rId7"/>
       <w:headerReference w:type="default" r:id="rId8"/>
-      <w:footerReference w:type="default" r:id="rId9"/>
-      <w:headerReference w:type="first" r:id="rId10"/>
-      <w:footerReference w:type="first" r:id="rId11"/>
+      <w:footerReference w:type="even" r:id="rId9"/>
+      <w:footerReference w:type="default" r:id="rId10"/>
+      <w:headerReference w:type="first" r:id="rId11"/>
+      <w:footerReference w:type="first" r:id="rId12"/>
       <w:pgSz w:w="11906" w:h="16838" w:code="183"/>
       <w:pgMar w:top="1440" w:right="1440" w:bottom="1440" w:left="1440" w:header="706" w:footer="706" w:gutter="0"/>
       <w:cols w:space="720"/>
@@ -186,6 +187,16 @@
 <w:ftr xmlns:wpc="http://schemas.microsoft.com/office/word/2010/wordprocessingCanvas" xmlns:cx="http://schemas.microsoft.com/office/drawing/2014/chartex" xmlns:cx1="http://schemas.microsoft.com/office/drawing/2015/9/8/chartex" xmlns:cx2="http://schemas.microsoft.com/office/drawing/2015/10/21/chartex" xmlns:cx3="http://schemas.microsoft.com/office/drawing/2016/5/9/chartex" xmlns:cx4="http://schemas.microsoft.com/office/drawing/2016/5/10/chartex" xmlns:cx5="http://schemas.microsoft.com/office/drawing/2016/5/11/chartex" xmlns:cx6="http://schemas.microsoft.com/office/drawing/2016/5/12/chartex" xmlns:cx7="http://schemas.microsoft.com/office/drawing/2016/5/13/chartex" xmlns:cx8="http://schemas.microsoft.com/office/drawing/2016/5/14/chartex" xmlns:mc="http://schemas.openxmlformats.org/markup-compatibility/2006" xmlns:aink="http://schemas.microsoft.com/office/drawing/2016/ink" xmlns:am3d="http://schemas.microsoft.com/office/drawing/2017/model3d" xmlns:o="urn:schemas-microsoft-com:office:office" xmlns:oel="http://schemas.microsoft.com/office/2019/extlst" xmlns:r="http://schemas.openxmlformats.org/officeDocument/2006/relationships" xmlns:m="http://schemas.openxmlformats.org/officeDocument/2006/math" xmlns:v="urn:schemas-microsoft-com:vml" xmlns:wp14="http://schemas.microsoft.com/office/word/2010/wordprocessingDrawing" xmlns:wp="http://schemas.openxmlformats.org/drawingml/2006/wordprocessingDrawing" xmlns:w10="urn:schemas-microsoft-com:office:word" xmlns:w="http://schemas.openxmlformats.org/wordprocessingml/2006/main" xmlns:w14="http://schemas.microsoft.com/office/word/2010/wordml" xmlns:w15="http://schemas.microsoft.com/office/word/2012/wordml" xmlns:w16cex="http://schemas.microsoft.com/office/word/2018/wordml/cex" xmlns:w16cid="http://schemas.microsoft.com/office/word/2016/wordml/cid" xmlns:w16="http://schemas.microsoft.com/office/word/2018/wordml" xmlns:w16du="http://schemas.microsoft.com/office/word/2023/wordml/word16du" xmlns:w16sdtdh="http://schemas.microsoft.com/office/word/2020/wordml/sdtdatahash" xmlns:w16sdtfl="http://schemas.microsoft.com/office/word/2024/wordml/sdtformatlock" xmlns:w16se="http://schemas.microsoft.com/office/word/2015/wordml/symex" xmlns:wpg="http://schemas.microsoft.com/office/word/2010/wordprocessingGroup" xmlns:wpi="http://schemas.microsoft.com/office/word/2010/wordprocessingInk" xmlns:wne="http://schemas.microsoft.com/office/word/2006/wordml" xmlns:wps="http://schemas.microsoft.com/office/word/2010/wordprocessingShape" mc:Ignorable="w14 w15 w16se w16cid w16 w16cex w16sdtdh w16sdtfl w16du wp14">
   <w:p>
     <w:pPr>
+      <w:pStyle w:val="Footer"/>
+    </w:pPr>
+  </w:p>
+</w:ftr>
+</file>
+
+<file path=word/footer2.xml><?xml version="1.0" encoding="utf-8"?>
+<w:ftr xmlns:wpc="http://schemas.microsoft.com/office/word/2010/wordprocessingCanvas" xmlns:cx="http://schemas.microsoft.com/office/drawing/2014/chartex" xmlns:cx1="http://schemas.microsoft.com/office/drawing/2015/9/8/chartex" xmlns:cx2="http://schemas.microsoft.com/office/drawing/2015/10/21/chartex" xmlns:cx3="http://schemas.microsoft.com/office/drawing/2016/5/9/chartex" xmlns:cx4="http://schemas.microsoft.com/office/drawing/2016/5/10/chartex" xmlns:cx5="http://schemas.microsoft.com/office/drawing/2016/5/11/chartex" xmlns:cx6="http://schemas.microsoft.com/office/drawing/2016/5/12/chartex" xmlns:cx7="http://schemas.microsoft.com/office/drawing/2016/5/13/chartex" xmlns:cx8="http://schemas.microsoft.com/office/drawing/2016/5/14/chartex" xmlns:mc="http://schemas.openxmlformats.org/markup-compatibility/2006" xmlns:aink="http://schemas.microsoft.com/office/drawing/2016/ink" xmlns:am3d="http://schemas.microsoft.com/office/drawing/2017/model3d" xmlns:o="urn:schemas-microsoft-com:office:office" xmlns:oel="http://schemas.microsoft.com/office/2019/extlst" xmlns:r="http://schemas.openxmlformats.org/officeDocument/2006/relationships" xmlns:m="http://schemas.openxmlformats.org/officeDocument/2006/math" xmlns:v="urn:schemas-microsoft-com:vml" xmlns:wp14="http://schemas.microsoft.com/office/word/2010/wordprocessingDrawing" xmlns:wp="http://schemas.openxmlformats.org/drawingml/2006/wordprocessingDrawing" xmlns:w10="urn:schemas-microsoft-com:office:word" xmlns:w="http://schemas.openxmlformats.org/wordprocessingml/2006/main" xmlns:w14="http://schemas.microsoft.com/office/word/2010/wordml" xmlns:w15="http://schemas.microsoft.com/office/word/2012/wordml" xmlns:w16cex="http://schemas.microsoft.com/office/word/2018/wordml/cex" xmlns:w16cid="http://schemas.microsoft.com/office/word/2016/wordml/cid" xmlns:w16="http://schemas.microsoft.com/office/word/2018/wordml" xmlns:w16du="http://schemas.microsoft.com/office/word/2023/wordml/word16du" xmlns:w16sdtdh="http://schemas.microsoft.com/office/word/2020/wordml/sdtdatahash" xmlns:w16sdtfl="http://schemas.microsoft.com/office/word/2024/wordml/sdtformatlock" xmlns:w16se="http://schemas.microsoft.com/office/word/2015/wordml/symex" xmlns:wpg="http://schemas.microsoft.com/office/word/2010/wordprocessingGroup" xmlns:wpi="http://schemas.microsoft.com/office/word/2010/wordprocessingInk" xmlns:wne="http://schemas.microsoft.com/office/word/2006/wordml" xmlns:wps="http://schemas.microsoft.com/office/word/2010/wordprocessingShape" mc:Ignorable="w14 w15 w16se w16cid w16 w16cex w16sdtdh w16sdtfl w16du wp14">
+  <w:p>
+    <w:pPr>
       <w:pStyle w:val="CtrlAllFooter"/>
       <w:jc w:val="center"/>
       <w:rPr>
@@ -215,7 +226,7 @@
 </w:ftr>
 </file>
 
-<file path=word/footer2.xml><?xml version="1.0" encoding="utf-8"?>
+<file path=word/footer3.xml><?xml version="1.0" encoding="utf-8"?>
 <w:ftr xmlns:wpc="http://schemas.microsoft.com/office/word/2010/wordprocessingCanvas" xmlns:cx="http://schemas.microsoft.com/office/drawing/2014/chartex" xmlns:cx1="http://schemas.microsoft.com/office/drawing/2015/9/8/chartex" xmlns:cx2="http://schemas.microsoft.com/office/drawing/2015/10/21/chartex" xmlns:cx3="http://schemas.microsoft.com/office/drawing/2016/5/9/chartex" xmlns:cx4="http://schemas.microsoft.com/office/drawing/2016/5/10/chartex" xmlns:cx5="http://schemas.microsoft.com/office/drawing/2016/5/11/chartex" xmlns:cx6="http://schemas.microsoft.com/office/drawing/2016/5/12/chartex" xmlns:cx7="http://schemas.microsoft.com/office/drawing/2016/5/13/chartex" xmlns:cx8="http://schemas.microsoft.com/office/drawing/2016/5/14/chartex" xmlns:mc="http://schemas.openxmlformats.org/markup-compatibility/2006" xmlns:aink="http://schemas.microsoft.com/office/drawing/2016/ink" xmlns:am3d="http://schemas.microsoft.com/office/drawing/2017/model3d" xmlns:o="urn:schemas-microsoft-com:office:office" xmlns:oel="http://schemas.microsoft.com/office/2019/extlst" xmlns:r="http://schemas.openxmlformats.org/officeDocument/2006/relationships" xmlns:m="http://schemas.openxmlformats.org/officeDocument/2006/math" xmlns:v="urn:schemas-microsoft-com:vml" xmlns:wp14="http://schemas.microsoft.com/office/word/2010/wordprocessingDrawing" xmlns:wp="http://schemas.openxmlformats.org/drawingml/2006/wordprocessingDrawing" xmlns:w10="urn:schemas-microsoft-com:office:word" xmlns:w="http://schemas.openxmlformats.org/wordprocessingml/2006/main" xmlns:w14="http://schemas.microsoft.com/office/word/2010/wordml" xmlns:w15="http://schemas.microsoft.com/office/word/2012/wordml" xmlns:w16cex="http://schemas.microsoft.com/office/word/2018/wordml/cex" xmlns:w16cid="http://schemas.microsoft.com/office/word/2016/wordml/cid" xmlns:w16="http://schemas.microsoft.com/office/word/2018/wordml" xmlns:w16du="http://schemas.microsoft.com/office/word/2023/wordml/word16du" xmlns:w16sdtdh="http://schemas.microsoft.com/office/word/2020/wordml/sdtdatahash" xmlns:w16sdtfl="http://schemas.microsoft.com/office/word/2024/wordml/sdtformatlock" xmlns:w16se="http://schemas.microsoft.com/office/word/2015/wordml/symex" xmlns:wpg="http://schemas.microsoft.com/office/word/2010/wordprocessingGroup" xmlns:wpi="http://schemas.microsoft.com/office/word/2010/wordprocessingInk" xmlns:wne="http://schemas.microsoft.com/office/word/2006/wordml" xmlns:wps="http://schemas.microsoft.com/office/word/2010/wordprocessingShape" mc:Ignorable="w14 w15 w16se w16cid w16 w16cex w16sdtdh w16sdtfl w16du wp14">
   <w:p>
     <w:pPr>
@@ -576,7 +587,25 @@
       <w:rPr>
         <w:color w:val="156082" w:themeColor="accent1"/>
       </w:rPr>
-      <w:t xml:space="preserve"> |</w:t>
+      <w:t xml:space="preserve"> </w:t>
+    </w:r>
+    <w:r>
+      <w:rPr>
+        <w:color w:val="156082" w:themeColor="accent1"/>
+      </w:rPr>
+      <w:t xml:space="preserve">these </w:t>
+    </w:r>
+    <w:r>
+      <w:rPr>
+        <w:color w:val="156082" w:themeColor="accent1"/>
+      </w:rPr>
+      <w:t>|</w:t>
+    </w:r>
+    <w:r>
+      <w:rPr>
+        <w:color w:val="156082" w:themeColor="accent1"/>
+      </w:rPr>
+      <w:t xml:space="preserve"> known as ‘pipes’.</w:t>
     </w:r>
   </w:p>
   <w:p>
